--- a/docs/kich_ban_thu_am_tong_dai.docx
+++ b/docs/kich_ban_thu_am_tong_dai.docx
@@ -5,9 +5,19 @@
     <w:p>
       <w:pPr>
         <w:pStyle w:val="Heading1"/>
+        <w:rPr>
+          <w:color w:val="auto"/>
+          <w:sz w:val="28"/>
+          <w:szCs w:val="28"/>
+        </w:rPr>
       </w:pPr>
       <w:r>
-        <w:t xml:space="preserve">Cách thu chung</w:t>
+        <w:rPr>
+          <w:color w:val="auto"/>
+          <w:sz w:val="28"/>
+          <w:szCs w:val="28"/>
+        </w:rPr>
+        <w:t>Cách thu chung</w:t>
       </w:r>
     </w:p>
     <w:p>
@@ -18,9 +28,17 @@
           <w:numId w:val="2"/>
         </w:numPr>
         <w:spacing w:after="60"/>
+        <w:rPr>
+          <w:sz w:val="28"/>
+          <w:szCs w:val="28"/>
+        </w:rPr>
       </w:pPr>
       <w:r>
-        <w:t xml:space="preserve">Một câu một file, mono, tần số lấy mẫu 44,1 hoặc 48 kHz.</w:t>
+        <w:rPr>
+          <w:sz w:val="28"/>
+          <w:szCs w:val="28"/>
+        </w:rPr>
+        <w:t>Một câu một file, mono, tần số lấy mẫu 44,1 hoặc 48 kHz.</w:t>
       </w:r>
     </w:p>
     <w:p>
@@ -31,9 +49,17 @@
           <w:numId w:val="2"/>
         </w:numPr>
         <w:spacing w:after="60"/>
+        <w:rPr>
+          <w:sz w:val="28"/>
+          <w:szCs w:val="28"/>
+        </w:rPr>
       </w:pPr>
       <w:r>
-        <w:t xml:space="preserve">Đầu và cuối mỗi file chừa khoảng 0,3 giây im lặng.</w:t>
+        <w:rPr>
+          <w:sz w:val="28"/>
+          <w:szCs w:val="28"/>
+        </w:rPr>
+        <w:t>Đầu và cuối mỗi file chừa khoảng 0,3 giây im lặng.</w:t>
       </w:r>
     </w:p>
     <w:p>
@@ -44,9 +70,17 @@
           <w:numId w:val="2"/>
         </w:numPr>
         <w:spacing w:after="60"/>
+        <w:rPr>
+          <w:sz w:val="28"/>
+          <w:szCs w:val="28"/>
+        </w:rPr>
       </w:pPr>
       <w:r>
-        <w:t xml:space="preserve">Giọng đều, rõ, hơi chậm.</w:t>
+        <w:rPr>
+          <w:sz w:val="28"/>
+          <w:szCs w:val="28"/>
+        </w:rPr>
+        <w:t>Giọng đều, rõ, hơi chậm.</w:t>
       </w:r>
     </w:p>
     <w:p>
@@ -57,40 +91,51 @@
           <w:numId w:val="2"/>
         </w:numPr>
         <w:spacing w:after="60"/>
+        <w:rPr>
+          <w:sz w:val="28"/>
+          <w:szCs w:val="28"/>
+        </w:rPr>
       </w:pPr>
       <w:r>
-        <w:t xml:space="preserve">Thu cả bộ trong một buổi, cùng micro và cùng khoảng cách để các file nghe liền mạch.</w:t>
+        <w:rPr>
+          <w:sz w:val="28"/>
+          <w:szCs w:val="28"/>
+        </w:rPr>
+        <w:t>Thu cả bộ trong một buổi, cùng micro và cùng khoảng cách để các file nghe liền mạch.</w:t>
       </w:r>
     </w:p>
     <w:p>
       <w:pPr>
         <w:spacing w:after="120"/>
+        <w:rPr>
+          <w:sz w:val="28"/>
+          <w:szCs w:val="28"/>
+        </w:rPr>
       </w:pPr>
     </w:p>
     <w:p>
       <w:pPr>
         <w:pStyle w:val="Heading1"/>
+        <w:rPr>
+          <w:color w:val="auto"/>
+          <w:sz w:val="28"/>
+          <w:szCs w:val="28"/>
+        </w:rPr>
       </w:pPr>
       <w:r>
-        <w:t xml:space="preserve">1. Lời chào</w:t>
+        <w:rPr>
+          <w:color w:val="auto"/>
+          <w:sz w:val="28"/>
+          <w:szCs w:val="28"/>
+        </w:rPr>
+        <w:t>1. Lời chào</w:t>
       </w:r>
     </w:p>
     <w:tbl>
       <w:tblPr>
+        <w:tblStyle w:val="TableGrid"/>
         <w:tblW w:w="9638" w:type="dxa"/>
-        <w:tblBorders>
-          <w:top w:val="single" w:sz="4" w:space="0" w:color="auto"/>
-          <w:left w:val="single" w:sz="4" w:space="0" w:color="auto"/>
-          <w:bottom w:val="single" w:sz="4" w:space="0" w:color="auto"/>
-          <w:right w:val="single" w:sz="4" w:space="0" w:color="auto"/>
-          <w:insideH w:val="single" w:sz="4" w:space="0" w:color="auto"/>
-          <w:insideV w:val="single" w:sz="4" w:space="0" w:color="auto"/>
-        </w:tblBorders>
         <w:tblLayout w:type="fixed"/>
-        <w:tblCellMar>
-          <w:left w:w="10" w:type="dxa"/>
-          <w:right w:w="10" w:type="dxa"/>
-        </w:tblCellMar>
         <w:tblLook w:val="0000" w:firstRow="0" w:lastRow="0" w:firstColumn="0" w:lastColumn="0" w:noHBand="0" w:noVBand="0"/>
       </w:tblPr>
       <w:tblGrid>
@@ -99,39 +144,23 @@
         <w:gridCol w:w="2438"/>
       </w:tblGrid>
       <w:tr>
-        <w:tblPrEx>
-          <w:tblCellMar>
-            <w:top w:w="0" w:type="dxa"/>
-            <w:bottom w:w="0" w:type="dxa"/>
-          </w:tblCellMar>
-        </w:tblPrEx>
-        <w:trPr>
-          <w:tblHeader/>
-        </w:trPr>
         <w:tc>
           <w:tcPr>
             <w:tcW w:w="2300" w:type="dxa"/>
-            <w:tcBorders>
-              <w:top w:val="single" w:sz="4" w:space="0" w:color="A6A6A6"/>
-              <w:left w:val="single" w:sz="4" w:space="0" w:color="A6A6A6"/>
-              <w:bottom w:val="single" w:sz="4" w:space="0" w:color="A6A6A6"/>
-              <w:right w:val="single" w:sz="4" w:space="0" w:color="A6A6A6"/>
-            </w:tcBorders>
-            <w:shd w:val="clear" w:color="auto" w:fill="D9E2F3"/>
-            <w:tcMar>
-              <w:top w:w="80" w:type="dxa"/>
-              <w:left w:w="120" w:type="dxa"/>
-              <w:bottom w:w="80" w:type="dxa"/>
-              <w:right w:w="120" w:type="dxa"/>
-            </w:tcMar>
-          </w:tcPr>
-          <w:p>
+          </w:tcPr>
+          <w:p>
+            <w:pPr>
+              <w:rPr>
+                <w:sz w:val="28"/>
+                <w:szCs w:val="28"/>
+              </w:rPr>
+            </w:pPr>
             <w:r>
               <w:rPr>
                 <w:b/>
                 <w:bCs/>
-                <w:sz w:val="24"/>
-                <w:szCs w:val="24"/>
+                <w:sz w:val="28"/>
+                <w:szCs w:val="28"/>
               </w:rPr>
               <w:t>Tên file</w:t>
             </w:r>
@@ -140,27 +169,20 @@
         <w:tc>
           <w:tcPr>
             <w:tcW w:w="4900" w:type="dxa"/>
-            <w:tcBorders>
-              <w:top w:val="single" w:sz="4" w:space="0" w:color="A6A6A6"/>
-              <w:left w:val="single" w:sz="4" w:space="0" w:color="A6A6A6"/>
-              <w:bottom w:val="single" w:sz="4" w:space="0" w:color="A6A6A6"/>
-              <w:right w:val="single" w:sz="4" w:space="0" w:color="A6A6A6"/>
-            </w:tcBorders>
-            <w:shd w:val="clear" w:color="auto" w:fill="D9E2F3"/>
-            <w:tcMar>
-              <w:top w:w="80" w:type="dxa"/>
-              <w:left w:w="120" w:type="dxa"/>
-              <w:bottom w:w="80" w:type="dxa"/>
-              <w:right w:w="120" w:type="dxa"/>
-            </w:tcMar>
-          </w:tcPr>
-          <w:p>
+          </w:tcPr>
+          <w:p>
+            <w:pPr>
+              <w:rPr>
+                <w:sz w:val="28"/>
+                <w:szCs w:val="28"/>
+              </w:rPr>
+            </w:pPr>
             <w:r>
               <w:rPr>
                 <w:b/>
                 <w:bCs/>
-                <w:sz w:val="24"/>
-                <w:szCs w:val="24"/>
+                <w:sz w:val="28"/>
+                <w:szCs w:val="28"/>
               </w:rPr>
               <w:t>Lời thoại</w:t>
             </w:r>
@@ -169,27 +191,20 @@
         <w:tc>
           <w:tcPr>
             <w:tcW w:w="2438" w:type="dxa"/>
-            <w:tcBorders>
-              <w:top w:val="single" w:sz="4" w:space="0" w:color="A6A6A6"/>
-              <w:left w:val="single" w:sz="4" w:space="0" w:color="A6A6A6"/>
-              <w:bottom w:val="single" w:sz="4" w:space="0" w:color="A6A6A6"/>
-              <w:right w:val="single" w:sz="4" w:space="0" w:color="A6A6A6"/>
-            </w:tcBorders>
-            <w:shd w:val="clear" w:color="auto" w:fill="D9E2F3"/>
-            <w:tcMar>
-              <w:top w:w="80" w:type="dxa"/>
-              <w:left w:w="120" w:type="dxa"/>
-              <w:bottom w:w="80" w:type="dxa"/>
-              <w:right w:w="120" w:type="dxa"/>
-            </w:tcMar>
-          </w:tcPr>
-          <w:p>
+          </w:tcPr>
+          <w:p>
+            <w:pPr>
+              <w:rPr>
+                <w:sz w:val="28"/>
+                <w:szCs w:val="28"/>
+              </w:rPr>
+            </w:pPr>
             <w:r>
               <w:rPr>
                 <w:b/>
                 <w:bCs/>
-                <w:sz w:val="24"/>
-                <w:szCs w:val="24"/>
+                <w:sz w:val="28"/>
+                <w:szCs w:val="28"/>
               </w:rPr>
               <w:t>Ghi chú</w:t>
             </w:r>
@@ -197,90 +212,120 @@
         </w:tc>
       </w:tr>
       <w:tr>
-        <w:tblPrEx>
-          <w:tblCellMar>
-            <w:top w:w="0" w:type="dxa"/>
-            <w:bottom w:w="0" w:type="dxa"/>
-          </w:tblCellMar>
-        </w:tblPrEx>
         <w:tc>
           <w:tcPr>
             <w:tcW w:w="2300" w:type="dxa"/>
-            <w:tcBorders>
-              <w:top w:val="single" w:sz="4" w:space="0" w:color="A6A6A6"/>
-              <w:left w:val="single" w:sz="4" w:space="0" w:color="A6A6A6"/>
-              <w:bottom w:val="single" w:sz="4" w:space="0" w:color="A6A6A6"/>
-              <w:right w:val="single" w:sz="4" w:space="0" w:color="A6A6A6"/>
-            </w:tcBorders>
-            <w:tcMar>
-              <w:top w:w="80" w:type="dxa"/>
-              <w:left w:w="120" w:type="dxa"/>
-              <w:bottom w:w="80" w:type="dxa"/>
-              <w:right w:w="120" w:type="dxa"/>
-            </w:tcMar>
-          </w:tcPr>
-          <w:p>
-            <w:r>
-              <w:rPr>
-                <w:rFonts w:ascii="Consolas" w:eastAsia="Consolas" w:hAnsi="Consolas" w:cs="Consolas"/>
-                <w:sz w:val="22"/>
-                <w:szCs w:val="22"/>
-              </w:rPr>
-              <w:t xml:space="preserve">01_chao.wav</w:t>
+          </w:tcPr>
+          <w:p>
+            <w:pPr>
+              <w:rPr>
+                <w:sz w:val="28"/>
+                <w:szCs w:val="28"/>
+              </w:rPr>
+            </w:pPr>
+            <w:r>
+              <w:rPr>
+                <w:rFonts w:eastAsia="Consolas"/>
+                <w:sz w:val="28"/>
+                <w:szCs w:val="28"/>
+              </w:rPr>
+              <w:t>01_chao.wav</w:t>
             </w:r>
           </w:p>
         </w:tc>
         <w:tc>
           <w:tcPr>
             <w:tcW w:w="4900" w:type="dxa"/>
-            <w:tcBorders>
-              <w:top w:val="single" w:sz="4" w:space="0" w:color="A6A6A6"/>
-              <w:left w:val="single" w:sz="4" w:space="0" w:color="A6A6A6"/>
-              <w:bottom w:val="single" w:sz="4" w:space="0" w:color="A6A6A6"/>
-              <w:right w:val="single" w:sz="4" w:space="0" w:color="A6A6A6"/>
-            </w:tcBorders>
-            <w:tcMar>
-              <w:top w:w="80" w:type="dxa"/>
-              <w:left w:w="120" w:type="dxa"/>
-              <w:bottom w:w="80" w:type="dxa"/>
-              <w:right w:w="120" w:type="dxa"/>
-            </w:tcMar>
-          </w:tcPr>
-          <w:p>
-            <w:r>
-              <w:rPr>
-                <w:sz w:val="24"/>
-                <w:szCs w:val="24"/>
-              </w:rPr>
-              <w:t xml:space="preserve">Học viện An ninh nhân dân xin chào. Đây là tổng đài thử nghiệm giải mã tín hiệu DTMF. Mời bạn bấm một phím bất kỳ, tổng đài sẽ đọc lại phím vừa nhận được.</w:t>
+          </w:tcPr>
+          <w:p>
+            <w:pPr>
+              <w:rPr>
+                <w:sz w:val="28"/>
+                <w:szCs w:val="28"/>
+              </w:rPr>
+            </w:pPr>
+            <w:r>
+              <w:rPr>
+                <w:sz w:val="28"/>
+                <w:szCs w:val="28"/>
+              </w:rPr>
+              <w:t>Học viện An ninh nhân dân xin chào. Đây là tổng đài thử nghiệm giải mã tín hiệu DTMF. Mời bạn bấm một phím bất kỳ, tổng đài sẽ đọc lại phím vừa nhận được.</w:t>
             </w:r>
           </w:p>
         </w:tc>
         <w:tc>
           <w:tcPr>
             <w:tcW w:w="2438" w:type="dxa"/>
-            <w:tcBorders>
-              <w:top w:val="single" w:sz="4" w:space="0" w:color="A6A6A6"/>
-              <w:left w:val="single" w:sz="4" w:space="0" w:color="A6A6A6"/>
-              <w:bottom w:val="single" w:sz="4" w:space="0" w:color="A6A6A6"/>
-              <w:right w:val="single" w:sz="4" w:space="0" w:color="A6A6A6"/>
-            </w:tcBorders>
-            <w:tcMar>
-              <w:top w:w="80" w:type="dxa"/>
-              <w:left w:w="120" w:type="dxa"/>
-              <w:bottom w:w="80" w:type="dxa"/>
-              <w:right w:w="120" w:type="dxa"/>
-            </w:tcMar>
-          </w:tcPr>
-          <w:p>
+          </w:tcPr>
+          <w:p>
+            <w:pPr>
+              <w:rPr>
+                <w:sz w:val="28"/>
+                <w:szCs w:val="28"/>
+              </w:rPr>
+            </w:pPr>
             <w:r>
               <w:rPr>
                 <w:i/>
                 <w:iCs/>
-                <w:sz w:val="24"/>
-                <w:szCs w:val="24"/>
-              </w:rPr>
-              <w:t xml:space="preserve">Phát một lần khi cuộc gọi vừa kết nối. DTMF đọc là đê tê em ép.</w:t>
+                <w:sz w:val="28"/>
+                <w:szCs w:val="28"/>
+              </w:rPr>
+              <w:t>Phát một lần khi cuộc gọi vừa kết nối. DTMF đọc là đ</w:t>
+            </w:r>
+            <w:r>
+              <w:rPr>
+                <w:i/>
+                <w:iCs/>
+                <w:sz w:val="28"/>
+                <w:szCs w:val="28"/>
+              </w:rPr>
+              <w:t>i</w:t>
+            </w:r>
+            <w:r>
+              <w:rPr>
+                <w:i/>
+                <w:iCs/>
+                <w:sz w:val="28"/>
+                <w:szCs w:val="28"/>
+              </w:rPr>
+              <w:t xml:space="preserve"> t</w:t>
+            </w:r>
+            <w:r>
+              <w:rPr>
+                <w:i/>
+                <w:iCs/>
+                <w:sz w:val="28"/>
+                <w:szCs w:val="28"/>
+              </w:rPr>
+              <w:t>i</w:t>
+            </w:r>
+            <w:r>
+              <w:rPr>
+                <w:i/>
+                <w:iCs/>
+                <w:sz w:val="28"/>
+                <w:szCs w:val="28"/>
+              </w:rPr>
+              <w:t xml:space="preserve"> e</w:t>
+            </w:r>
+            <w:r>
+              <w:rPr>
+                <w:i/>
+                <w:iCs/>
+                <w:sz w:val="28"/>
+                <w:szCs w:val="28"/>
+              </w:rPr>
+              <w:t>S</w:t>
+            </w:r>
+            <w:r>
+              <w:rPr>
+                <w:i/>
+                <w:iCs/>
+                <w:sz w:val="28"/>
+                <w:szCs w:val="28"/>
+              </w:rPr>
+              <w:t>m ép.</w:t>
             </w:r>
           </w:p>
         </w:tc>
@@ -289,32 +334,35 @@
     <w:p>
       <w:pPr>
         <w:spacing w:after="120"/>
+        <w:rPr>
+          <w:sz w:val="28"/>
+          <w:szCs w:val="28"/>
+        </w:rPr>
       </w:pPr>
     </w:p>
     <w:p>
       <w:pPr>
         <w:pStyle w:val="Heading1"/>
+        <w:rPr>
+          <w:color w:val="auto"/>
+          <w:sz w:val="28"/>
+          <w:szCs w:val="28"/>
+        </w:rPr>
       </w:pPr>
       <w:r>
-        <w:t xml:space="preserve">2. Đọc lại phím</w:t>
+        <w:rPr>
+          <w:color w:val="auto"/>
+          <w:sz w:val="28"/>
+          <w:szCs w:val="28"/>
+        </w:rPr>
+        <w:t>2. Đọc lại phím</w:t>
       </w:r>
     </w:p>
     <w:tbl>
       <w:tblPr>
+        <w:tblStyle w:val="TableGrid"/>
         <w:tblW w:w="9638" w:type="dxa"/>
-        <w:tblBorders>
-          <w:top w:val="single" w:sz="4" w:space="0" w:color="auto"/>
-          <w:left w:val="single" w:sz="4" w:space="0" w:color="auto"/>
-          <w:bottom w:val="single" w:sz="4" w:space="0" w:color="auto"/>
-          <w:right w:val="single" w:sz="4" w:space="0" w:color="auto"/>
-          <w:insideH w:val="single" w:sz="4" w:space="0" w:color="auto"/>
-          <w:insideV w:val="single" w:sz="4" w:space="0" w:color="auto"/>
-        </w:tblBorders>
         <w:tblLayout w:type="fixed"/>
-        <w:tblCellMar>
-          <w:left w:w="10" w:type="dxa"/>
-          <w:right w:w="10" w:type="dxa"/>
-        </w:tblCellMar>
         <w:tblLook w:val="0000" w:firstRow="0" w:lastRow="0" w:firstColumn="0" w:lastColumn="0" w:noHBand="0" w:noVBand="0"/>
       </w:tblPr>
       <w:tblGrid>
@@ -323,39 +371,23 @@
         <w:gridCol w:w="2438"/>
       </w:tblGrid>
       <w:tr>
-        <w:tblPrEx>
-          <w:tblCellMar>
-            <w:top w:w="0" w:type="dxa"/>
-            <w:bottom w:w="0" w:type="dxa"/>
-          </w:tblCellMar>
-        </w:tblPrEx>
-        <w:trPr>
-          <w:tblHeader/>
-        </w:trPr>
         <w:tc>
           <w:tcPr>
             <w:tcW w:w="2300" w:type="dxa"/>
-            <w:tcBorders>
-              <w:top w:val="single" w:sz="4" w:space="0" w:color="A6A6A6"/>
-              <w:left w:val="single" w:sz="4" w:space="0" w:color="A6A6A6"/>
-              <w:bottom w:val="single" w:sz="4" w:space="0" w:color="A6A6A6"/>
-              <w:right w:val="single" w:sz="4" w:space="0" w:color="A6A6A6"/>
-            </w:tcBorders>
-            <w:shd w:val="clear" w:color="auto" w:fill="D9E2F3"/>
-            <w:tcMar>
-              <w:top w:w="80" w:type="dxa"/>
-              <w:left w:w="120" w:type="dxa"/>
-              <w:bottom w:w="80" w:type="dxa"/>
-              <w:right w:w="120" w:type="dxa"/>
-            </w:tcMar>
-          </w:tcPr>
-          <w:p>
+          </w:tcPr>
+          <w:p>
+            <w:pPr>
+              <w:rPr>
+                <w:sz w:val="28"/>
+                <w:szCs w:val="28"/>
+              </w:rPr>
+            </w:pPr>
             <w:r>
               <w:rPr>
                 <w:b/>
                 <w:bCs/>
-                <w:sz w:val="24"/>
-                <w:szCs w:val="24"/>
+                <w:sz w:val="28"/>
+                <w:szCs w:val="28"/>
               </w:rPr>
               <w:t>Tên file</w:t>
             </w:r>
@@ -364,27 +396,20 @@
         <w:tc>
           <w:tcPr>
             <w:tcW w:w="4900" w:type="dxa"/>
-            <w:tcBorders>
-              <w:top w:val="single" w:sz="4" w:space="0" w:color="A6A6A6"/>
-              <w:left w:val="single" w:sz="4" w:space="0" w:color="A6A6A6"/>
-              <w:bottom w:val="single" w:sz="4" w:space="0" w:color="A6A6A6"/>
-              <w:right w:val="single" w:sz="4" w:space="0" w:color="A6A6A6"/>
-            </w:tcBorders>
-            <w:shd w:val="clear" w:color="auto" w:fill="D9E2F3"/>
-            <w:tcMar>
-              <w:top w:w="80" w:type="dxa"/>
-              <w:left w:w="120" w:type="dxa"/>
-              <w:bottom w:w="80" w:type="dxa"/>
-              <w:right w:w="120" w:type="dxa"/>
-            </w:tcMar>
-          </w:tcPr>
-          <w:p>
+          </w:tcPr>
+          <w:p>
+            <w:pPr>
+              <w:rPr>
+                <w:sz w:val="28"/>
+                <w:szCs w:val="28"/>
+              </w:rPr>
+            </w:pPr>
             <w:r>
               <w:rPr>
                 <w:b/>
                 <w:bCs/>
-                <w:sz w:val="24"/>
-                <w:szCs w:val="24"/>
+                <w:sz w:val="28"/>
+                <w:szCs w:val="28"/>
               </w:rPr>
               <w:t>Lời thoại</w:t>
             </w:r>
@@ -393,27 +418,20 @@
         <w:tc>
           <w:tcPr>
             <w:tcW w:w="2438" w:type="dxa"/>
-            <w:tcBorders>
-              <w:top w:val="single" w:sz="4" w:space="0" w:color="A6A6A6"/>
-              <w:left w:val="single" w:sz="4" w:space="0" w:color="A6A6A6"/>
-              <w:bottom w:val="single" w:sz="4" w:space="0" w:color="A6A6A6"/>
-              <w:right w:val="single" w:sz="4" w:space="0" w:color="A6A6A6"/>
-            </w:tcBorders>
-            <w:shd w:val="clear" w:color="auto" w:fill="D9E2F3"/>
-            <w:tcMar>
-              <w:top w:w="80" w:type="dxa"/>
-              <w:left w:w="120" w:type="dxa"/>
-              <w:bottom w:w="80" w:type="dxa"/>
-              <w:right w:w="120" w:type="dxa"/>
-            </w:tcMar>
-          </w:tcPr>
-          <w:p>
+          </w:tcPr>
+          <w:p>
+            <w:pPr>
+              <w:rPr>
+                <w:sz w:val="28"/>
+                <w:szCs w:val="28"/>
+              </w:rPr>
+            </w:pPr>
             <w:r>
               <w:rPr>
                 <w:b/>
                 <w:bCs/>
-                <w:sz w:val="24"/>
-                <w:szCs w:val="24"/>
+                <w:sz w:val="28"/>
+                <w:szCs w:val="28"/>
               </w:rPr>
               <w:t>Ghi chú</w:t>
             </w:r>
@@ -421,90 +439,66 @@
         </w:tc>
       </w:tr>
       <w:tr>
-        <w:tblPrEx>
-          <w:tblCellMar>
-            <w:top w:w="0" w:type="dxa"/>
-            <w:bottom w:w="0" w:type="dxa"/>
-          </w:tblCellMar>
-        </w:tblPrEx>
         <w:tc>
           <w:tcPr>
             <w:tcW w:w="2300" w:type="dxa"/>
-            <w:tcBorders>
-              <w:top w:val="single" w:sz="4" w:space="0" w:color="A6A6A6"/>
-              <w:left w:val="single" w:sz="4" w:space="0" w:color="A6A6A6"/>
-              <w:bottom w:val="single" w:sz="4" w:space="0" w:color="A6A6A6"/>
-              <w:right w:val="single" w:sz="4" w:space="0" w:color="A6A6A6"/>
-            </w:tcBorders>
-            <w:tcMar>
-              <w:top w:w="80" w:type="dxa"/>
-              <w:left w:w="120" w:type="dxa"/>
-              <w:bottom w:w="80" w:type="dxa"/>
-              <w:right w:w="120" w:type="dxa"/>
-            </w:tcMar>
-          </w:tcPr>
-          <w:p>
-            <w:r>
-              <w:rPr>
-                <w:rFonts w:ascii="Consolas" w:eastAsia="Consolas" w:hAnsi="Consolas" w:cs="Consolas"/>
-                <w:sz w:val="22"/>
-                <w:szCs w:val="22"/>
-              </w:rPr>
-              <w:t xml:space="preserve">02_nhan_phim.wav</w:t>
+          </w:tcPr>
+          <w:p>
+            <w:pPr>
+              <w:rPr>
+                <w:sz w:val="28"/>
+                <w:szCs w:val="28"/>
+              </w:rPr>
+            </w:pPr>
+            <w:r>
+              <w:rPr>
+                <w:rFonts w:eastAsia="Consolas"/>
+                <w:sz w:val="28"/>
+                <w:szCs w:val="28"/>
+              </w:rPr>
+              <w:t>02_nhan_phim.wav</w:t>
             </w:r>
           </w:p>
         </w:tc>
         <w:tc>
           <w:tcPr>
             <w:tcW w:w="4900" w:type="dxa"/>
-            <w:tcBorders>
-              <w:top w:val="single" w:sz="4" w:space="0" w:color="A6A6A6"/>
-              <w:left w:val="single" w:sz="4" w:space="0" w:color="A6A6A6"/>
-              <w:bottom w:val="single" w:sz="4" w:space="0" w:color="A6A6A6"/>
-              <w:right w:val="single" w:sz="4" w:space="0" w:color="A6A6A6"/>
-            </w:tcBorders>
-            <w:tcMar>
-              <w:top w:w="80" w:type="dxa"/>
-              <w:left w:w="120" w:type="dxa"/>
-              <w:bottom w:w="80" w:type="dxa"/>
-              <w:right w:w="120" w:type="dxa"/>
-            </w:tcMar>
-          </w:tcPr>
-          <w:p>
-            <w:r>
-              <w:rPr>
-                <w:sz w:val="24"/>
-                <w:szCs w:val="24"/>
-              </w:rPr>
-              <w:t xml:space="preserve">Tổng đài nhận được phím</w:t>
+          </w:tcPr>
+          <w:p>
+            <w:pPr>
+              <w:rPr>
+                <w:sz w:val="28"/>
+                <w:szCs w:val="28"/>
+              </w:rPr>
+            </w:pPr>
+            <w:r>
+              <w:rPr>
+                <w:sz w:val="28"/>
+                <w:szCs w:val="28"/>
+              </w:rPr>
+              <w:t>Tổng đài nhận được phím</w:t>
             </w:r>
           </w:p>
         </w:tc>
         <w:tc>
           <w:tcPr>
             <w:tcW w:w="2438" w:type="dxa"/>
-            <w:tcBorders>
-              <w:top w:val="single" w:sz="4" w:space="0" w:color="A6A6A6"/>
-              <w:left w:val="single" w:sz="4" w:space="0" w:color="A6A6A6"/>
-              <w:bottom w:val="single" w:sz="4" w:space="0" w:color="A6A6A6"/>
-              <w:right w:val="single" w:sz="4" w:space="0" w:color="A6A6A6"/>
-            </w:tcBorders>
-            <w:tcMar>
-              <w:top w:w="80" w:type="dxa"/>
-              <w:left w:w="120" w:type="dxa"/>
-              <w:bottom w:w="80" w:type="dxa"/>
-              <w:right w:w="120" w:type="dxa"/>
-            </w:tcMar>
-          </w:tcPr>
-          <w:p>
+          </w:tcPr>
+          <w:p>
+            <w:pPr>
+              <w:rPr>
+                <w:sz w:val="28"/>
+                <w:szCs w:val="28"/>
+              </w:rPr>
+            </w:pPr>
             <w:r>
               <w:rPr>
                 <w:i/>
                 <w:iCs/>
-                <w:sz w:val="24"/>
-                <w:szCs w:val="24"/>
-              </w:rPr>
-              <w:t xml:space="preserve">Phát sau mỗi phím MATLAB giải mã được, ghép tiếp file tên phím, ví dụ phim_5.wav.</w:t>
+                <w:sz w:val="28"/>
+                <w:szCs w:val="28"/>
+              </w:rPr>
+              <w:t>Phát sau mỗi phím MATLAB giải mã được, ghép tiếp file tên phím, ví dụ phim_5.wav.</w:t>
             </w:r>
           </w:p>
         </w:tc>
@@ -513,32 +507,35 @@
     <w:p>
       <w:pPr>
         <w:spacing w:after="120"/>
+        <w:rPr>
+          <w:sz w:val="28"/>
+          <w:szCs w:val="28"/>
+        </w:rPr>
       </w:pPr>
     </w:p>
     <w:p>
       <w:pPr>
         <w:pStyle w:val="Heading1"/>
+        <w:rPr>
+          <w:color w:val="auto"/>
+          <w:sz w:val="28"/>
+          <w:szCs w:val="28"/>
+        </w:rPr>
       </w:pPr>
       <w:r>
-        <w:t xml:space="preserve">3. Tên phím</w:t>
+        <w:rPr>
+          <w:color w:val="auto"/>
+          <w:sz w:val="28"/>
+          <w:szCs w:val="28"/>
+        </w:rPr>
+        <w:t>3. Tên phím</w:t>
       </w:r>
     </w:p>
     <w:tbl>
       <w:tblPr>
+        <w:tblStyle w:val="TableGrid"/>
         <w:tblW w:w="9638" w:type="dxa"/>
-        <w:tblBorders>
-          <w:top w:val="single" w:sz="4" w:space="0" w:color="auto"/>
-          <w:left w:val="single" w:sz="4" w:space="0" w:color="auto"/>
-          <w:bottom w:val="single" w:sz="4" w:space="0" w:color="auto"/>
-          <w:right w:val="single" w:sz="4" w:space="0" w:color="auto"/>
-          <w:insideH w:val="single" w:sz="4" w:space="0" w:color="auto"/>
-          <w:insideV w:val="single" w:sz="4" w:space="0" w:color="auto"/>
-        </w:tblBorders>
         <w:tblLayout w:type="fixed"/>
-        <w:tblCellMar>
-          <w:left w:w="10" w:type="dxa"/>
-          <w:right w:w="10" w:type="dxa"/>
-        </w:tblCellMar>
         <w:tblLook w:val="0000" w:firstRow="0" w:lastRow="0" w:firstColumn="0" w:lastColumn="0" w:noHBand="0" w:noVBand="0"/>
       </w:tblPr>
       <w:tblGrid>
@@ -547,39 +544,23 @@
         <w:gridCol w:w="2438"/>
       </w:tblGrid>
       <w:tr>
-        <w:tblPrEx>
-          <w:tblCellMar>
-            <w:top w:w="0" w:type="dxa"/>
-            <w:bottom w:w="0" w:type="dxa"/>
-          </w:tblCellMar>
-        </w:tblPrEx>
-        <w:trPr>
-          <w:tblHeader/>
-        </w:trPr>
         <w:tc>
           <w:tcPr>
             <w:tcW w:w="2300" w:type="dxa"/>
-            <w:tcBorders>
-              <w:top w:val="single" w:sz="4" w:space="0" w:color="A6A6A6"/>
-              <w:left w:val="single" w:sz="4" w:space="0" w:color="A6A6A6"/>
-              <w:bottom w:val="single" w:sz="4" w:space="0" w:color="A6A6A6"/>
-              <w:right w:val="single" w:sz="4" w:space="0" w:color="A6A6A6"/>
-            </w:tcBorders>
-            <w:shd w:val="clear" w:color="auto" w:fill="D9E2F3"/>
-            <w:tcMar>
-              <w:top w:w="80" w:type="dxa"/>
-              <w:left w:w="120" w:type="dxa"/>
-              <w:bottom w:w="80" w:type="dxa"/>
-              <w:right w:w="120" w:type="dxa"/>
-            </w:tcMar>
-          </w:tcPr>
-          <w:p>
+          </w:tcPr>
+          <w:p>
+            <w:pPr>
+              <w:rPr>
+                <w:sz w:val="28"/>
+                <w:szCs w:val="28"/>
+              </w:rPr>
+            </w:pPr>
             <w:r>
               <w:rPr>
                 <w:b/>
                 <w:bCs/>
-                <w:sz w:val="24"/>
-                <w:szCs w:val="24"/>
+                <w:sz w:val="28"/>
+                <w:szCs w:val="28"/>
               </w:rPr>
               <w:t>Tên file</w:t>
             </w:r>
@@ -588,27 +569,20 @@
         <w:tc>
           <w:tcPr>
             <w:tcW w:w="4900" w:type="dxa"/>
-            <w:tcBorders>
-              <w:top w:val="single" w:sz="4" w:space="0" w:color="A6A6A6"/>
-              <w:left w:val="single" w:sz="4" w:space="0" w:color="A6A6A6"/>
-              <w:bottom w:val="single" w:sz="4" w:space="0" w:color="A6A6A6"/>
-              <w:right w:val="single" w:sz="4" w:space="0" w:color="A6A6A6"/>
-            </w:tcBorders>
-            <w:shd w:val="clear" w:color="auto" w:fill="D9E2F3"/>
-            <w:tcMar>
-              <w:top w:w="80" w:type="dxa"/>
-              <w:left w:w="120" w:type="dxa"/>
-              <w:bottom w:w="80" w:type="dxa"/>
-              <w:right w:w="120" w:type="dxa"/>
-            </w:tcMar>
-          </w:tcPr>
-          <w:p>
+          </w:tcPr>
+          <w:p>
+            <w:pPr>
+              <w:rPr>
+                <w:sz w:val="28"/>
+                <w:szCs w:val="28"/>
+              </w:rPr>
+            </w:pPr>
             <w:r>
               <w:rPr>
                 <w:b/>
                 <w:bCs/>
-                <w:sz w:val="24"/>
-                <w:szCs w:val="24"/>
+                <w:sz w:val="28"/>
+                <w:szCs w:val="28"/>
               </w:rPr>
               <w:t>Lời thoại</w:t>
             </w:r>
@@ -617,27 +591,20 @@
         <w:tc>
           <w:tcPr>
             <w:tcW w:w="2438" w:type="dxa"/>
-            <w:tcBorders>
-              <w:top w:val="single" w:sz="4" w:space="0" w:color="A6A6A6"/>
-              <w:left w:val="single" w:sz="4" w:space="0" w:color="A6A6A6"/>
-              <w:bottom w:val="single" w:sz="4" w:space="0" w:color="A6A6A6"/>
-              <w:right w:val="single" w:sz="4" w:space="0" w:color="A6A6A6"/>
-            </w:tcBorders>
-            <w:shd w:val="clear" w:color="auto" w:fill="D9E2F3"/>
-            <w:tcMar>
-              <w:top w:w="80" w:type="dxa"/>
-              <w:left w:w="120" w:type="dxa"/>
-              <w:bottom w:w="80" w:type="dxa"/>
-              <w:right w:w="120" w:type="dxa"/>
-            </w:tcMar>
-          </w:tcPr>
-          <w:p>
+          </w:tcPr>
+          <w:p>
+            <w:pPr>
+              <w:rPr>
+                <w:sz w:val="28"/>
+                <w:szCs w:val="28"/>
+              </w:rPr>
+            </w:pPr>
             <w:r>
               <w:rPr>
                 <w:b/>
                 <w:bCs/>
-                <w:sz w:val="24"/>
-                <w:szCs w:val="24"/>
+                <w:sz w:val="28"/>
+                <w:szCs w:val="28"/>
               </w:rPr>
               <w:t>Ghi chú</w:t>
             </w:r>
@@ -645,979 +612,700 @@
         </w:tc>
       </w:tr>
       <w:tr>
-        <w:tblPrEx>
-          <w:tblCellMar>
-            <w:top w:w="0" w:type="dxa"/>
-            <w:bottom w:w="0" w:type="dxa"/>
-          </w:tblCellMar>
-        </w:tblPrEx>
         <w:tc>
           <w:tcPr>
             <w:tcW w:w="2300" w:type="dxa"/>
-            <w:tcBorders>
-              <w:top w:val="single" w:sz="4" w:space="0" w:color="A6A6A6"/>
-              <w:left w:val="single" w:sz="4" w:space="0" w:color="A6A6A6"/>
-              <w:bottom w:val="single" w:sz="4" w:space="0" w:color="A6A6A6"/>
-              <w:right w:val="single" w:sz="4" w:space="0" w:color="A6A6A6"/>
-            </w:tcBorders>
-            <w:tcMar>
-              <w:top w:w="80" w:type="dxa"/>
-              <w:left w:w="120" w:type="dxa"/>
-              <w:bottom w:w="80" w:type="dxa"/>
-              <w:right w:w="120" w:type="dxa"/>
-            </w:tcMar>
-          </w:tcPr>
-          <w:p>
-            <w:r>
-              <w:rPr>
-                <w:rFonts w:ascii="Consolas" w:eastAsia="Consolas" w:hAnsi="Consolas" w:cs="Consolas"/>
-                <w:sz w:val="22"/>
-                <w:szCs w:val="22"/>
-              </w:rPr>
-              <w:t xml:space="preserve">phim_0.wav</w:t>
+          </w:tcPr>
+          <w:p>
+            <w:pPr>
+              <w:rPr>
+                <w:sz w:val="28"/>
+                <w:szCs w:val="28"/>
+              </w:rPr>
+            </w:pPr>
+            <w:r>
+              <w:rPr>
+                <w:rFonts w:eastAsia="Consolas"/>
+                <w:sz w:val="28"/>
+                <w:szCs w:val="28"/>
+              </w:rPr>
+              <w:t>phim_0.wav</w:t>
             </w:r>
           </w:p>
         </w:tc>
         <w:tc>
           <w:tcPr>
             <w:tcW w:w="4900" w:type="dxa"/>
-            <w:tcBorders>
-              <w:top w:val="single" w:sz="4" w:space="0" w:color="A6A6A6"/>
-              <w:left w:val="single" w:sz="4" w:space="0" w:color="A6A6A6"/>
-              <w:bottom w:val="single" w:sz="4" w:space="0" w:color="A6A6A6"/>
-              <w:right w:val="single" w:sz="4" w:space="0" w:color="A6A6A6"/>
-            </w:tcBorders>
-            <w:tcMar>
-              <w:top w:w="80" w:type="dxa"/>
-              <w:left w:w="120" w:type="dxa"/>
-              <w:bottom w:w="80" w:type="dxa"/>
-              <w:right w:w="120" w:type="dxa"/>
-            </w:tcMar>
-          </w:tcPr>
-          <w:p>
-            <w:r>
-              <w:rPr>
-                <w:sz w:val="24"/>
-                <w:szCs w:val="24"/>
-              </w:rPr>
-              <w:t xml:space="preserve">không</w:t>
+          </w:tcPr>
+          <w:p>
+            <w:pPr>
+              <w:rPr>
+                <w:sz w:val="28"/>
+                <w:szCs w:val="28"/>
+              </w:rPr>
+            </w:pPr>
+            <w:r>
+              <w:rPr>
+                <w:sz w:val="28"/>
+                <w:szCs w:val="28"/>
+              </w:rPr>
+              <w:t>không</w:t>
             </w:r>
           </w:p>
         </w:tc>
         <w:tc>
           <w:tcPr>
             <w:tcW w:w="2438" w:type="dxa"/>
-            <w:tcBorders>
-              <w:top w:val="single" w:sz="4" w:space="0" w:color="A6A6A6"/>
-              <w:left w:val="single" w:sz="4" w:space="0" w:color="A6A6A6"/>
-              <w:bottom w:val="single" w:sz="4" w:space="0" w:color="A6A6A6"/>
-              <w:right w:val="single" w:sz="4" w:space="0" w:color="A6A6A6"/>
-            </w:tcBorders>
-            <w:tcMar>
-              <w:top w:w="80" w:type="dxa"/>
-              <w:left w:w="120" w:type="dxa"/>
-              <w:bottom w:w="80" w:type="dxa"/>
-              <w:right w:w="120" w:type="dxa"/>
-            </w:tcMar>
-          </w:tcPr>
-          <w:p>
+          </w:tcPr>
+          <w:p>
+            <w:pPr>
+              <w:rPr>
+                <w:sz w:val="28"/>
+                <w:szCs w:val="28"/>
+              </w:rPr>
+            </w:pPr>
             <w:r>
               <w:rPr>
                 <w:i/>
                 <w:iCs/>
-                <w:sz w:val="24"/>
-                <w:szCs w:val="24"/>
-              </w:rPr>
-              <w:t xml:space="preserve">Đọc rời từng từ, cùng cao độ, không lên giọng cuối.</w:t>
+                <w:sz w:val="28"/>
+                <w:szCs w:val="28"/>
+              </w:rPr>
+              <w:t>Đọc rời từng từ, cùng cao độ, không lên giọng cuối.</w:t>
             </w:r>
           </w:p>
         </w:tc>
       </w:tr>
       <w:tr>
-        <w:tblPrEx>
-          <w:tblCellMar>
-            <w:top w:w="0" w:type="dxa"/>
-            <w:bottom w:w="0" w:type="dxa"/>
-          </w:tblCellMar>
-        </w:tblPrEx>
         <w:tc>
           <w:tcPr>
             <w:tcW w:w="2300" w:type="dxa"/>
-            <w:tcBorders>
-              <w:top w:val="single" w:sz="4" w:space="0" w:color="A6A6A6"/>
-              <w:left w:val="single" w:sz="4" w:space="0" w:color="A6A6A6"/>
-              <w:bottom w:val="single" w:sz="4" w:space="0" w:color="A6A6A6"/>
-              <w:right w:val="single" w:sz="4" w:space="0" w:color="A6A6A6"/>
-            </w:tcBorders>
-            <w:tcMar>
-              <w:top w:w="80" w:type="dxa"/>
-              <w:left w:w="120" w:type="dxa"/>
-              <w:bottom w:w="80" w:type="dxa"/>
-              <w:right w:w="120" w:type="dxa"/>
-            </w:tcMar>
-          </w:tcPr>
-          <w:p>
-            <w:r>
-              <w:rPr>
-                <w:rFonts w:ascii="Consolas" w:eastAsia="Consolas" w:hAnsi="Consolas" w:cs="Consolas"/>
-                <w:sz w:val="22"/>
-                <w:szCs w:val="22"/>
-              </w:rPr>
-              <w:t xml:space="preserve">phim_1.wav</w:t>
+          </w:tcPr>
+          <w:p>
+            <w:pPr>
+              <w:rPr>
+                <w:sz w:val="28"/>
+                <w:szCs w:val="28"/>
+              </w:rPr>
+            </w:pPr>
+            <w:r>
+              <w:rPr>
+                <w:rFonts w:eastAsia="Consolas"/>
+                <w:sz w:val="28"/>
+                <w:szCs w:val="28"/>
+              </w:rPr>
+              <w:t>phim_1.wav</w:t>
             </w:r>
           </w:p>
         </w:tc>
         <w:tc>
           <w:tcPr>
             <w:tcW w:w="4900" w:type="dxa"/>
-            <w:tcBorders>
-              <w:top w:val="single" w:sz="4" w:space="0" w:color="A6A6A6"/>
-              <w:left w:val="single" w:sz="4" w:space="0" w:color="A6A6A6"/>
-              <w:bottom w:val="single" w:sz="4" w:space="0" w:color="A6A6A6"/>
-              <w:right w:val="single" w:sz="4" w:space="0" w:color="A6A6A6"/>
-            </w:tcBorders>
-            <w:tcMar>
-              <w:top w:w="80" w:type="dxa"/>
-              <w:left w:w="120" w:type="dxa"/>
-              <w:bottom w:w="80" w:type="dxa"/>
-              <w:right w:w="120" w:type="dxa"/>
-            </w:tcMar>
-          </w:tcPr>
-          <w:p>
-            <w:r>
-              <w:rPr>
-                <w:sz w:val="24"/>
-                <w:szCs w:val="24"/>
-              </w:rPr>
-              <w:t xml:space="preserve">một</w:t>
+          </w:tcPr>
+          <w:p>
+            <w:pPr>
+              <w:rPr>
+                <w:sz w:val="28"/>
+                <w:szCs w:val="28"/>
+              </w:rPr>
+            </w:pPr>
+            <w:r>
+              <w:rPr>
+                <w:sz w:val="28"/>
+                <w:szCs w:val="28"/>
+              </w:rPr>
+              <w:t>một</w:t>
             </w:r>
           </w:p>
         </w:tc>
         <w:tc>
           <w:tcPr>
             <w:tcW w:w="2438" w:type="dxa"/>
-            <w:tcBorders>
-              <w:top w:val="single" w:sz="4" w:space="0" w:color="A6A6A6"/>
-              <w:left w:val="single" w:sz="4" w:space="0" w:color="A6A6A6"/>
-              <w:bottom w:val="single" w:sz="4" w:space="0" w:color="A6A6A6"/>
-              <w:right w:val="single" w:sz="4" w:space="0" w:color="A6A6A6"/>
-            </w:tcBorders>
-            <w:tcMar>
-              <w:top w:w="80" w:type="dxa"/>
-              <w:left w:w="120" w:type="dxa"/>
-              <w:bottom w:w="80" w:type="dxa"/>
-              <w:right w:w="120" w:type="dxa"/>
-            </w:tcMar>
-          </w:tcPr>
-          <w:p/>
+          </w:tcPr>
+          <w:p>
+            <w:pPr>
+              <w:rPr>
+                <w:sz w:val="28"/>
+                <w:szCs w:val="28"/>
+              </w:rPr>
+            </w:pPr>
+          </w:p>
         </w:tc>
       </w:tr>
       <w:tr>
-        <w:tblPrEx>
-          <w:tblCellMar>
-            <w:top w:w="0" w:type="dxa"/>
-            <w:bottom w:w="0" w:type="dxa"/>
-          </w:tblCellMar>
-        </w:tblPrEx>
         <w:tc>
           <w:tcPr>
             <w:tcW w:w="2300" w:type="dxa"/>
-            <w:tcBorders>
-              <w:top w:val="single" w:sz="4" w:space="0" w:color="A6A6A6"/>
-              <w:left w:val="single" w:sz="4" w:space="0" w:color="A6A6A6"/>
-              <w:bottom w:val="single" w:sz="4" w:space="0" w:color="A6A6A6"/>
-              <w:right w:val="single" w:sz="4" w:space="0" w:color="A6A6A6"/>
-            </w:tcBorders>
-            <w:tcMar>
-              <w:top w:w="80" w:type="dxa"/>
-              <w:left w:w="120" w:type="dxa"/>
-              <w:bottom w:w="80" w:type="dxa"/>
-              <w:right w:w="120" w:type="dxa"/>
-            </w:tcMar>
-          </w:tcPr>
-          <w:p>
-            <w:r>
-              <w:rPr>
-                <w:rFonts w:ascii="Consolas" w:eastAsia="Consolas" w:hAnsi="Consolas" w:cs="Consolas"/>
-                <w:sz w:val="22"/>
-                <w:szCs w:val="22"/>
-              </w:rPr>
-              <w:t xml:space="preserve">phim_2.wav</w:t>
+          </w:tcPr>
+          <w:p>
+            <w:pPr>
+              <w:rPr>
+                <w:sz w:val="28"/>
+                <w:szCs w:val="28"/>
+              </w:rPr>
+            </w:pPr>
+            <w:r>
+              <w:rPr>
+                <w:rFonts w:eastAsia="Consolas"/>
+                <w:sz w:val="28"/>
+                <w:szCs w:val="28"/>
+              </w:rPr>
+              <w:t>phim_2.wav</w:t>
             </w:r>
           </w:p>
         </w:tc>
         <w:tc>
           <w:tcPr>
             <w:tcW w:w="4900" w:type="dxa"/>
-            <w:tcBorders>
-              <w:top w:val="single" w:sz="4" w:space="0" w:color="A6A6A6"/>
-              <w:left w:val="single" w:sz="4" w:space="0" w:color="A6A6A6"/>
-              <w:bottom w:val="single" w:sz="4" w:space="0" w:color="A6A6A6"/>
-              <w:right w:val="single" w:sz="4" w:space="0" w:color="A6A6A6"/>
-            </w:tcBorders>
-            <w:tcMar>
-              <w:top w:w="80" w:type="dxa"/>
-              <w:left w:w="120" w:type="dxa"/>
-              <w:bottom w:w="80" w:type="dxa"/>
-              <w:right w:w="120" w:type="dxa"/>
-            </w:tcMar>
-          </w:tcPr>
-          <w:p>
-            <w:r>
-              <w:rPr>
-                <w:sz w:val="24"/>
-                <w:szCs w:val="24"/>
-              </w:rPr>
-              <w:t xml:space="preserve">hai</w:t>
+          </w:tcPr>
+          <w:p>
+            <w:pPr>
+              <w:rPr>
+                <w:sz w:val="28"/>
+                <w:szCs w:val="28"/>
+              </w:rPr>
+            </w:pPr>
+            <w:r>
+              <w:rPr>
+                <w:sz w:val="28"/>
+                <w:szCs w:val="28"/>
+              </w:rPr>
+              <w:t>hai</w:t>
             </w:r>
           </w:p>
         </w:tc>
         <w:tc>
           <w:tcPr>
             <w:tcW w:w="2438" w:type="dxa"/>
-            <w:tcBorders>
-              <w:top w:val="single" w:sz="4" w:space="0" w:color="A6A6A6"/>
-              <w:left w:val="single" w:sz="4" w:space="0" w:color="A6A6A6"/>
-              <w:bottom w:val="single" w:sz="4" w:space="0" w:color="A6A6A6"/>
-              <w:right w:val="single" w:sz="4" w:space="0" w:color="A6A6A6"/>
-            </w:tcBorders>
-            <w:tcMar>
-              <w:top w:w="80" w:type="dxa"/>
-              <w:left w:w="120" w:type="dxa"/>
-              <w:bottom w:w="80" w:type="dxa"/>
-              <w:right w:w="120" w:type="dxa"/>
-            </w:tcMar>
-          </w:tcPr>
-          <w:p/>
+          </w:tcPr>
+          <w:p>
+            <w:pPr>
+              <w:rPr>
+                <w:sz w:val="28"/>
+                <w:szCs w:val="28"/>
+              </w:rPr>
+            </w:pPr>
+          </w:p>
         </w:tc>
       </w:tr>
       <w:tr>
-        <w:tblPrEx>
-          <w:tblCellMar>
-            <w:top w:w="0" w:type="dxa"/>
-            <w:bottom w:w="0" w:type="dxa"/>
-          </w:tblCellMar>
-        </w:tblPrEx>
         <w:tc>
           <w:tcPr>
             <w:tcW w:w="2300" w:type="dxa"/>
-            <w:tcBorders>
-              <w:top w:val="single" w:sz="4" w:space="0" w:color="A6A6A6"/>
-              <w:left w:val="single" w:sz="4" w:space="0" w:color="A6A6A6"/>
-              <w:bottom w:val="single" w:sz="4" w:space="0" w:color="A6A6A6"/>
-              <w:right w:val="single" w:sz="4" w:space="0" w:color="A6A6A6"/>
-            </w:tcBorders>
-            <w:tcMar>
-              <w:top w:w="80" w:type="dxa"/>
-              <w:left w:w="120" w:type="dxa"/>
-              <w:bottom w:w="80" w:type="dxa"/>
-              <w:right w:w="120" w:type="dxa"/>
-            </w:tcMar>
-          </w:tcPr>
-          <w:p>
-            <w:r>
-              <w:rPr>
-                <w:rFonts w:ascii="Consolas" w:eastAsia="Consolas" w:hAnsi="Consolas" w:cs="Consolas"/>
-                <w:sz w:val="22"/>
-                <w:szCs w:val="22"/>
-              </w:rPr>
-              <w:t xml:space="preserve">phim_3.wav</w:t>
+          </w:tcPr>
+          <w:p>
+            <w:pPr>
+              <w:rPr>
+                <w:sz w:val="28"/>
+                <w:szCs w:val="28"/>
+              </w:rPr>
+            </w:pPr>
+            <w:r>
+              <w:rPr>
+                <w:rFonts w:eastAsia="Consolas"/>
+                <w:sz w:val="28"/>
+                <w:szCs w:val="28"/>
+              </w:rPr>
+              <w:t>phim_3.wav</w:t>
             </w:r>
           </w:p>
         </w:tc>
         <w:tc>
           <w:tcPr>
             <w:tcW w:w="4900" w:type="dxa"/>
-            <w:tcBorders>
-              <w:top w:val="single" w:sz="4" w:space="0" w:color="A6A6A6"/>
-              <w:left w:val="single" w:sz="4" w:space="0" w:color="A6A6A6"/>
-              <w:bottom w:val="single" w:sz="4" w:space="0" w:color="A6A6A6"/>
-              <w:right w:val="single" w:sz="4" w:space="0" w:color="A6A6A6"/>
-            </w:tcBorders>
-            <w:tcMar>
-              <w:top w:w="80" w:type="dxa"/>
-              <w:left w:w="120" w:type="dxa"/>
-              <w:bottom w:w="80" w:type="dxa"/>
-              <w:right w:w="120" w:type="dxa"/>
-            </w:tcMar>
-          </w:tcPr>
-          <w:p>
-            <w:r>
-              <w:rPr>
-                <w:sz w:val="24"/>
-                <w:szCs w:val="24"/>
-              </w:rPr>
-              <w:t xml:space="preserve">ba</w:t>
+          </w:tcPr>
+          <w:p>
+            <w:pPr>
+              <w:rPr>
+                <w:sz w:val="28"/>
+                <w:szCs w:val="28"/>
+              </w:rPr>
+            </w:pPr>
+            <w:r>
+              <w:rPr>
+                <w:sz w:val="28"/>
+                <w:szCs w:val="28"/>
+              </w:rPr>
+              <w:t>ba</w:t>
             </w:r>
           </w:p>
         </w:tc>
         <w:tc>
           <w:tcPr>
             <w:tcW w:w="2438" w:type="dxa"/>
-            <w:tcBorders>
-              <w:top w:val="single" w:sz="4" w:space="0" w:color="A6A6A6"/>
-              <w:left w:val="single" w:sz="4" w:space="0" w:color="A6A6A6"/>
-              <w:bottom w:val="single" w:sz="4" w:space="0" w:color="A6A6A6"/>
-              <w:right w:val="single" w:sz="4" w:space="0" w:color="A6A6A6"/>
-            </w:tcBorders>
-            <w:tcMar>
-              <w:top w:w="80" w:type="dxa"/>
-              <w:left w:w="120" w:type="dxa"/>
-              <w:bottom w:w="80" w:type="dxa"/>
-              <w:right w:w="120" w:type="dxa"/>
-            </w:tcMar>
-          </w:tcPr>
-          <w:p/>
+          </w:tcPr>
+          <w:p>
+            <w:pPr>
+              <w:rPr>
+                <w:sz w:val="28"/>
+                <w:szCs w:val="28"/>
+              </w:rPr>
+            </w:pPr>
+          </w:p>
         </w:tc>
       </w:tr>
       <w:tr>
-        <w:tblPrEx>
-          <w:tblCellMar>
-            <w:top w:w="0" w:type="dxa"/>
-            <w:bottom w:w="0" w:type="dxa"/>
-          </w:tblCellMar>
-        </w:tblPrEx>
         <w:tc>
           <w:tcPr>
             <w:tcW w:w="2300" w:type="dxa"/>
-            <w:tcBorders>
-              <w:top w:val="single" w:sz="4" w:space="0" w:color="A6A6A6"/>
-              <w:left w:val="single" w:sz="4" w:space="0" w:color="A6A6A6"/>
-              <w:bottom w:val="single" w:sz="4" w:space="0" w:color="A6A6A6"/>
-              <w:right w:val="single" w:sz="4" w:space="0" w:color="A6A6A6"/>
-            </w:tcBorders>
-            <w:tcMar>
-              <w:top w:w="80" w:type="dxa"/>
-              <w:left w:w="120" w:type="dxa"/>
-              <w:bottom w:w="80" w:type="dxa"/>
-              <w:right w:w="120" w:type="dxa"/>
-            </w:tcMar>
-          </w:tcPr>
-          <w:p>
-            <w:r>
-              <w:rPr>
-                <w:rFonts w:ascii="Consolas" w:eastAsia="Consolas" w:hAnsi="Consolas" w:cs="Consolas"/>
-                <w:sz w:val="22"/>
-                <w:szCs w:val="22"/>
-              </w:rPr>
-              <w:t xml:space="preserve">phim_4.wav</w:t>
+          </w:tcPr>
+          <w:p>
+            <w:pPr>
+              <w:rPr>
+                <w:sz w:val="28"/>
+                <w:szCs w:val="28"/>
+              </w:rPr>
+            </w:pPr>
+            <w:r>
+              <w:rPr>
+                <w:rFonts w:eastAsia="Consolas"/>
+                <w:sz w:val="28"/>
+                <w:szCs w:val="28"/>
+              </w:rPr>
+              <w:t>phim_4.wav</w:t>
             </w:r>
           </w:p>
         </w:tc>
         <w:tc>
           <w:tcPr>
             <w:tcW w:w="4900" w:type="dxa"/>
-            <w:tcBorders>
-              <w:top w:val="single" w:sz="4" w:space="0" w:color="A6A6A6"/>
-              <w:left w:val="single" w:sz="4" w:space="0" w:color="A6A6A6"/>
-              <w:bottom w:val="single" w:sz="4" w:space="0" w:color="A6A6A6"/>
-              <w:right w:val="single" w:sz="4" w:space="0" w:color="A6A6A6"/>
-            </w:tcBorders>
-            <w:tcMar>
-              <w:top w:w="80" w:type="dxa"/>
-              <w:left w:w="120" w:type="dxa"/>
-              <w:bottom w:w="80" w:type="dxa"/>
-              <w:right w:w="120" w:type="dxa"/>
-            </w:tcMar>
-          </w:tcPr>
-          <w:p>
-            <w:r>
-              <w:rPr>
-                <w:sz w:val="24"/>
-                <w:szCs w:val="24"/>
-              </w:rPr>
-              <w:t xml:space="preserve">bốn</w:t>
+          </w:tcPr>
+          <w:p>
+            <w:pPr>
+              <w:rPr>
+                <w:sz w:val="28"/>
+                <w:szCs w:val="28"/>
+              </w:rPr>
+            </w:pPr>
+            <w:r>
+              <w:rPr>
+                <w:sz w:val="28"/>
+                <w:szCs w:val="28"/>
+              </w:rPr>
+              <w:t>bốn</w:t>
             </w:r>
           </w:p>
         </w:tc>
         <w:tc>
           <w:tcPr>
             <w:tcW w:w="2438" w:type="dxa"/>
-            <w:tcBorders>
-              <w:top w:val="single" w:sz="4" w:space="0" w:color="A6A6A6"/>
-              <w:left w:val="single" w:sz="4" w:space="0" w:color="A6A6A6"/>
-              <w:bottom w:val="single" w:sz="4" w:space="0" w:color="A6A6A6"/>
-              <w:right w:val="single" w:sz="4" w:space="0" w:color="A6A6A6"/>
-            </w:tcBorders>
-            <w:tcMar>
-              <w:top w:w="80" w:type="dxa"/>
-              <w:left w:w="120" w:type="dxa"/>
-              <w:bottom w:w="80" w:type="dxa"/>
-              <w:right w:w="120" w:type="dxa"/>
-            </w:tcMar>
-          </w:tcPr>
-          <w:p/>
+          </w:tcPr>
+          <w:p>
+            <w:pPr>
+              <w:rPr>
+                <w:sz w:val="28"/>
+                <w:szCs w:val="28"/>
+              </w:rPr>
+            </w:pPr>
+          </w:p>
         </w:tc>
       </w:tr>
       <w:tr>
-        <w:tblPrEx>
-          <w:tblCellMar>
-            <w:top w:w="0" w:type="dxa"/>
-            <w:bottom w:w="0" w:type="dxa"/>
-          </w:tblCellMar>
-        </w:tblPrEx>
         <w:tc>
           <w:tcPr>
             <w:tcW w:w="2300" w:type="dxa"/>
-            <w:tcBorders>
-              <w:top w:val="single" w:sz="4" w:space="0" w:color="A6A6A6"/>
-              <w:left w:val="single" w:sz="4" w:space="0" w:color="A6A6A6"/>
-              <w:bottom w:val="single" w:sz="4" w:space="0" w:color="A6A6A6"/>
-              <w:right w:val="single" w:sz="4" w:space="0" w:color="A6A6A6"/>
-            </w:tcBorders>
-            <w:tcMar>
-              <w:top w:w="80" w:type="dxa"/>
-              <w:left w:w="120" w:type="dxa"/>
-              <w:bottom w:w="80" w:type="dxa"/>
-              <w:right w:w="120" w:type="dxa"/>
-            </w:tcMar>
-          </w:tcPr>
-          <w:p>
-            <w:r>
-              <w:rPr>
-                <w:rFonts w:ascii="Consolas" w:eastAsia="Consolas" w:hAnsi="Consolas" w:cs="Consolas"/>
-                <w:sz w:val="22"/>
-                <w:szCs w:val="22"/>
-              </w:rPr>
-              <w:t xml:space="preserve">phim_5.wav</w:t>
+          </w:tcPr>
+          <w:p>
+            <w:pPr>
+              <w:rPr>
+                <w:sz w:val="28"/>
+                <w:szCs w:val="28"/>
+              </w:rPr>
+            </w:pPr>
+            <w:r>
+              <w:rPr>
+                <w:rFonts w:eastAsia="Consolas"/>
+                <w:sz w:val="28"/>
+                <w:szCs w:val="28"/>
+              </w:rPr>
+              <w:t>phim_5.wav</w:t>
             </w:r>
           </w:p>
         </w:tc>
         <w:tc>
           <w:tcPr>
             <w:tcW w:w="4900" w:type="dxa"/>
-            <w:tcBorders>
-              <w:top w:val="single" w:sz="4" w:space="0" w:color="A6A6A6"/>
-              <w:left w:val="single" w:sz="4" w:space="0" w:color="A6A6A6"/>
-              <w:bottom w:val="single" w:sz="4" w:space="0" w:color="A6A6A6"/>
-              <w:right w:val="single" w:sz="4" w:space="0" w:color="A6A6A6"/>
-            </w:tcBorders>
-            <w:tcMar>
-              <w:top w:w="80" w:type="dxa"/>
-              <w:left w:w="120" w:type="dxa"/>
-              <w:bottom w:w="80" w:type="dxa"/>
-              <w:right w:w="120" w:type="dxa"/>
-            </w:tcMar>
-          </w:tcPr>
-          <w:p>
-            <w:r>
-              <w:rPr>
-                <w:sz w:val="24"/>
-                <w:szCs w:val="24"/>
-              </w:rPr>
-              <w:t xml:space="preserve">năm</w:t>
+          </w:tcPr>
+          <w:p>
+            <w:pPr>
+              <w:rPr>
+                <w:sz w:val="28"/>
+                <w:szCs w:val="28"/>
+              </w:rPr>
+            </w:pPr>
+            <w:r>
+              <w:rPr>
+                <w:sz w:val="28"/>
+                <w:szCs w:val="28"/>
+              </w:rPr>
+              <w:t>năm</w:t>
             </w:r>
           </w:p>
         </w:tc>
         <w:tc>
           <w:tcPr>
             <w:tcW w:w="2438" w:type="dxa"/>
-            <w:tcBorders>
-              <w:top w:val="single" w:sz="4" w:space="0" w:color="A6A6A6"/>
-              <w:left w:val="single" w:sz="4" w:space="0" w:color="A6A6A6"/>
-              <w:bottom w:val="single" w:sz="4" w:space="0" w:color="A6A6A6"/>
-              <w:right w:val="single" w:sz="4" w:space="0" w:color="A6A6A6"/>
-            </w:tcBorders>
-            <w:tcMar>
-              <w:top w:w="80" w:type="dxa"/>
-              <w:left w:w="120" w:type="dxa"/>
-              <w:bottom w:w="80" w:type="dxa"/>
-              <w:right w:w="120" w:type="dxa"/>
-            </w:tcMar>
-          </w:tcPr>
-          <w:p/>
+          </w:tcPr>
+          <w:p>
+            <w:pPr>
+              <w:rPr>
+                <w:sz w:val="28"/>
+                <w:szCs w:val="28"/>
+              </w:rPr>
+            </w:pPr>
+          </w:p>
         </w:tc>
       </w:tr>
       <w:tr>
-        <w:tblPrEx>
-          <w:tblCellMar>
-            <w:top w:w="0" w:type="dxa"/>
-            <w:bottom w:w="0" w:type="dxa"/>
-          </w:tblCellMar>
-        </w:tblPrEx>
         <w:tc>
           <w:tcPr>
             <w:tcW w:w="2300" w:type="dxa"/>
-            <w:tcBorders>
-              <w:top w:val="single" w:sz="4" w:space="0" w:color="A6A6A6"/>
-              <w:left w:val="single" w:sz="4" w:space="0" w:color="A6A6A6"/>
-              <w:bottom w:val="single" w:sz="4" w:space="0" w:color="A6A6A6"/>
-              <w:right w:val="single" w:sz="4" w:space="0" w:color="A6A6A6"/>
-            </w:tcBorders>
-            <w:tcMar>
-              <w:top w:w="80" w:type="dxa"/>
-              <w:left w:w="120" w:type="dxa"/>
-              <w:bottom w:w="80" w:type="dxa"/>
-              <w:right w:w="120" w:type="dxa"/>
-            </w:tcMar>
-          </w:tcPr>
-          <w:p>
-            <w:r>
-              <w:rPr>
-                <w:rFonts w:ascii="Consolas" w:eastAsia="Consolas" w:hAnsi="Consolas" w:cs="Consolas"/>
-                <w:sz w:val="22"/>
-                <w:szCs w:val="22"/>
-              </w:rPr>
-              <w:t xml:space="preserve">phim_6.wav</w:t>
+          </w:tcPr>
+          <w:p>
+            <w:pPr>
+              <w:rPr>
+                <w:sz w:val="28"/>
+                <w:szCs w:val="28"/>
+              </w:rPr>
+            </w:pPr>
+            <w:r>
+              <w:rPr>
+                <w:rFonts w:eastAsia="Consolas"/>
+                <w:sz w:val="28"/>
+                <w:szCs w:val="28"/>
+              </w:rPr>
+              <w:t>phim_6.wav</w:t>
             </w:r>
           </w:p>
         </w:tc>
         <w:tc>
           <w:tcPr>
             <w:tcW w:w="4900" w:type="dxa"/>
-            <w:tcBorders>
-              <w:top w:val="single" w:sz="4" w:space="0" w:color="A6A6A6"/>
-              <w:left w:val="single" w:sz="4" w:space="0" w:color="A6A6A6"/>
-              <w:bottom w:val="single" w:sz="4" w:space="0" w:color="A6A6A6"/>
-              <w:right w:val="single" w:sz="4" w:space="0" w:color="A6A6A6"/>
-            </w:tcBorders>
-            <w:tcMar>
-              <w:top w:w="80" w:type="dxa"/>
-              <w:left w:w="120" w:type="dxa"/>
-              <w:bottom w:w="80" w:type="dxa"/>
-              <w:right w:w="120" w:type="dxa"/>
-            </w:tcMar>
-          </w:tcPr>
-          <w:p>
-            <w:r>
-              <w:rPr>
-                <w:sz w:val="24"/>
-                <w:szCs w:val="24"/>
-              </w:rPr>
-              <w:t xml:space="preserve">sáu</w:t>
+          </w:tcPr>
+          <w:p>
+            <w:pPr>
+              <w:rPr>
+                <w:sz w:val="28"/>
+                <w:szCs w:val="28"/>
+              </w:rPr>
+            </w:pPr>
+            <w:r>
+              <w:rPr>
+                <w:sz w:val="28"/>
+                <w:szCs w:val="28"/>
+              </w:rPr>
+              <w:t>sáu</w:t>
             </w:r>
           </w:p>
         </w:tc>
         <w:tc>
           <w:tcPr>
             <w:tcW w:w="2438" w:type="dxa"/>
-            <w:tcBorders>
-              <w:top w:val="single" w:sz="4" w:space="0" w:color="A6A6A6"/>
-              <w:left w:val="single" w:sz="4" w:space="0" w:color="A6A6A6"/>
-              <w:bottom w:val="single" w:sz="4" w:space="0" w:color="A6A6A6"/>
-              <w:right w:val="single" w:sz="4" w:space="0" w:color="A6A6A6"/>
-            </w:tcBorders>
-            <w:tcMar>
-              <w:top w:w="80" w:type="dxa"/>
-              <w:left w:w="120" w:type="dxa"/>
-              <w:bottom w:w="80" w:type="dxa"/>
-              <w:right w:w="120" w:type="dxa"/>
-            </w:tcMar>
-          </w:tcPr>
-          <w:p/>
+          </w:tcPr>
+          <w:p>
+            <w:pPr>
+              <w:rPr>
+                <w:sz w:val="28"/>
+                <w:szCs w:val="28"/>
+              </w:rPr>
+            </w:pPr>
+          </w:p>
         </w:tc>
       </w:tr>
       <w:tr>
-        <w:tblPrEx>
-          <w:tblCellMar>
-            <w:top w:w="0" w:type="dxa"/>
-            <w:bottom w:w="0" w:type="dxa"/>
-          </w:tblCellMar>
-        </w:tblPrEx>
         <w:tc>
           <w:tcPr>
             <w:tcW w:w="2300" w:type="dxa"/>
-            <w:tcBorders>
-              <w:top w:val="single" w:sz="4" w:space="0" w:color="A6A6A6"/>
-              <w:left w:val="single" w:sz="4" w:space="0" w:color="A6A6A6"/>
-              <w:bottom w:val="single" w:sz="4" w:space="0" w:color="A6A6A6"/>
-              <w:right w:val="single" w:sz="4" w:space="0" w:color="A6A6A6"/>
-            </w:tcBorders>
-            <w:tcMar>
-              <w:top w:w="80" w:type="dxa"/>
-              <w:left w:w="120" w:type="dxa"/>
-              <w:bottom w:w="80" w:type="dxa"/>
-              <w:right w:w="120" w:type="dxa"/>
-            </w:tcMar>
-          </w:tcPr>
-          <w:p>
-            <w:r>
-              <w:rPr>
-                <w:rFonts w:ascii="Consolas" w:eastAsia="Consolas" w:hAnsi="Consolas" w:cs="Consolas"/>
-                <w:sz w:val="22"/>
-                <w:szCs w:val="22"/>
-              </w:rPr>
-              <w:t xml:space="preserve">phim_7.wav</w:t>
+          </w:tcPr>
+          <w:p>
+            <w:pPr>
+              <w:rPr>
+                <w:sz w:val="28"/>
+                <w:szCs w:val="28"/>
+              </w:rPr>
+            </w:pPr>
+            <w:r>
+              <w:rPr>
+                <w:rFonts w:eastAsia="Consolas"/>
+                <w:sz w:val="28"/>
+                <w:szCs w:val="28"/>
+              </w:rPr>
+              <w:t>phim_7.wav</w:t>
             </w:r>
           </w:p>
         </w:tc>
         <w:tc>
           <w:tcPr>
             <w:tcW w:w="4900" w:type="dxa"/>
-            <w:tcBorders>
-              <w:top w:val="single" w:sz="4" w:space="0" w:color="A6A6A6"/>
-              <w:left w:val="single" w:sz="4" w:space="0" w:color="A6A6A6"/>
-              <w:bottom w:val="single" w:sz="4" w:space="0" w:color="A6A6A6"/>
-              <w:right w:val="single" w:sz="4" w:space="0" w:color="A6A6A6"/>
-            </w:tcBorders>
-            <w:tcMar>
-              <w:top w:w="80" w:type="dxa"/>
-              <w:left w:w="120" w:type="dxa"/>
-              <w:bottom w:w="80" w:type="dxa"/>
-              <w:right w:w="120" w:type="dxa"/>
-            </w:tcMar>
-          </w:tcPr>
-          <w:p>
-            <w:r>
-              <w:rPr>
-                <w:sz w:val="24"/>
-                <w:szCs w:val="24"/>
-              </w:rPr>
-              <w:t xml:space="preserve">bảy</w:t>
+          </w:tcPr>
+          <w:p>
+            <w:pPr>
+              <w:rPr>
+                <w:sz w:val="28"/>
+                <w:szCs w:val="28"/>
+              </w:rPr>
+            </w:pPr>
+            <w:r>
+              <w:rPr>
+                <w:sz w:val="28"/>
+                <w:szCs w:val="28"/>
+              </w:rPr>
+              <w:t>bảy</w:t>
             </w:r>
           </w:p>
         </w:tc>
         <w:tc>
           <w:tcPr>
             <w:tcW w:w="2438" w:type="dxa"/>
-            <w:tcBorders>
-              <w:top w:val="single" w:sz="4" w:space="0" w:color="A6A6A6"/>
-              <w:left w:val="single" w:sz="4" w:space="0" w:color="A6A6A6"/>
-              <w:bottom w:val="single" w:sz="4" w:space="0" w:color="A6A6A6"/>
-              <w:right w:val="single" w:sz="4" w:space="0" w:color="A6A6A6"/>
-            </w:tcBorders>
-            <w:tcMar>
-              <w:top w:w="80" w:type="dxa"/>
-              <w:left w:w="120" w:type="dxa"/>
-              <w:bottom w:w="80" w:type="dxa"/>
-              <w:right w:w="120" w:type="dxa"/>
-            </w:tcMar>
-          </w:tcPr>
-          <w:p/>
+          </w:tcPr>
+          <w:p>
+            <w:pPr>
+              <w:rPr>
+                <w:sz w:val="28"/>
+                <w:szCs w:val="28"/>
+              </w:rPr>
+            </w:pPr>
+          </w:p>
         </w:tc>
       </w:tr>
       <w:tr>
-        <w:tblPrEx>
-          <w:tblCellMar>
-            <w:top w:w="0" w:type="dxa"/>
-            <w:bottom w:w="0" w:type="dxa"/>
-          </w:tblCellMar>
-        </w:tblPrEx>
         <w:tc>
           <w:tcPr>
             <w:tcW w:w="2300" w:type="dxa"/>
-            <w:tcBorders>
-              <w:top w:val="single" w:sz="4" w:space="0" w:color="A6A6A6"/>
-              <w:left w:val="single" w:sz="4" w:space="0" w:color="A6A6A6"/>
-              <w:bottom w:val="single" w:sz="4" w:space="0" w:color="A6A6A6"/>
-              <w:right w:val="single" w:sz="4" w:space="0" w:color="A6A6A6"/>
-            </w:tcBorders>
-            <w:tcMar>
-              <w:top w:w="80" w:type="dxa"/>
-              <w:left w:w="120" w:type="dxa"/>
-              <w:bottom w:w="80" w:type="dxa"/>
-              <w:right w:w="120" w:type="dxa"/>
-            </w:tcMar>
-          </w:tcPr>
-          <w:p>
-            <w:r>
-              <w:rPr>
-                <w:rFonts w:ascii="Consolas" w:eastAsia="Consolas" w:hAnsi="Consolas" w:cs="Consolas"/>
-                <w:sz w:val="22"/>
-                <w:szCs w:val="22"/>
-              </w:rPr>
-              <w:t xml:space="preserve">phim_8.wav</w:t>
+          </w:tcPr>
+          <w:p>
+            <w:pPr>
+              <w:rPr>
+                <w:sz w:val="28"/>
+                <w:szCs w:val="28"/>
+              </w:rPr>
+            </w:pPr>
+            <w:r>
+              <w:rPr>
+                <w:rFonts w:eastAsia="Consolas"/>
+                <w:sz w:val="28"/>
+                <w:szCs w:val="28"/>
+              </w:rPr>
+              <w:t>phim_8.wav</w:t>
             </w:r>
           </w:p>
         </w:tc>
         <w:tc>
           <w:tcPr>
             <w:tcW w:w="4900" w:type="dxa"/>
-            <w:tcBorders>
-              <w:top w:val="single" w:sz="4" w:space="0" w:color="A6A6A6"/>
-              <w:left w:val="single" w:sz="4" w:space="0" w:color="A6A6A6"/>
-              <w:bottom w:val="single" w:sz="4" w:space="0" w:color="A6A6A6"/>
-              <w:right w:val="single" w:sz="4" w:space="0" w:color="A6A6A6"/>
-            </w:tcBorders>
-            <w:tcMar>
-              <w:top w:w="80" w:type="dxa"/>
-              <w:left w:w="120" w:type="dxa"/>
-              <w:bottom w:w="80" w:type="dxa"/>
-              <w:right w:w="120" w:type="dxa"/>
-            </w:tcMar>
-          </w:tcPr>
-          <w:p>
-            <w:r>
-              <w:rPr>
-                <w:sz w:val="24"/>
-                <w:szCs w:val="24"/>
-              </w:rPr>
-              <w:t xml:space="preserve">tám</w:t>
+          </w:tcPr>
+          <w:p>
+            <w:pPr>
+              <w:rPr>
+                <w:sz w:val="28"/>
+                <w:szCs w:val="28"/>
+              </w:rPr>
+            </w:pPr>
+            <w:r>
+              <w:rPr>
+                <w:sz w:val="28"/>
+                <w:szCs w:val="28"/>
+              </w:rPr>
+              <w:t>tám</w:t>
             </w:r>
           </w:p>
         </w:tc>
         <w:tc>
           <w:tcPr>
             <w:tcW w:w="2438" w:type="dxa"/>
-            <w:tcBorders>
-              <w:top w:val="single" w:sz="4" w:space="0" w:color="A6A6A6"/>
-              <w:left w:val="single" w:sz="4" w:space="0" w:color="A6A6A6"/>
-              <w:bottom w:val="single" w:sz="4" w:space="0" w:color="A6A6A6"/>
-              <w:right w:val="single" w:sz="4" w:space="0" w:color="A6A6A6"/>
-            </w:tcBorders>
-            <w:tcMar>
-              <w:top w:w="80" w:type="dxa"/>
-              <w:left w:w="120" w:type="dxa"/>
-              <w:bottom w:w="80" w:type="dxa"/>
-              <w:right w:w="120" w:type="dxa"/>
-            </w:tcMar>
-          </w:tcPr>
-          <w:p/>
+          </w:tcPr>
+          <w:p>
+            <w:pPr>
+              <w:rPr>
+                <w:sz w:val="28"/>
+                <w:szCs w:val="28"/>
+              </w:rPr>
+            </w:pPr>
+          </w:p>
         </w:tc>
       </w:tr>
       <w:tr>
-        <w:tblPrEx>
-          <w:tblCellMar>
-            <w:top w:w="0" w:type="dxa"/>
-            <w:bottom w:w="0" w:type="dxa"/>
-          </w:tblCellMar>
-        </w:tblPrEx>
         <w:tc>
           <w:tcPr>
             <w:tcW w:w="2300" w:type="dxa"/>
-            <w:tcBorders>
-              <w:top w:val="single" w:sz="4" w:space="0" w:color="A6A6A6"/>
-              <w:left w:val="single" w:sz="4" w:space="0" w:color="A6A6A6"/>
-              <w:bottom w:val="single" w:sz="4" w:space="0" w:color="A6A6A6"/>
-              <w:right w:val="single" w:sz="4" w:space="0" w:color="A6A6A6"/>
-            </w:tcBorders>
-            <w:tcMar>
-              <w:top w:w="80" w:type="dxa"/>
-              <w:left w:w="120" w:type="dxa"/>
-              <w:bottom w:w="80" w:type="dxa"/>
-              <w:right w:w="120" w:type="dxa"/>
-            </w:tcMar>
-          </w:tcPr>
-          <w:p>
-            <w:r>
-              <w:rPr>
-                <w:rFonts w:ascii="Consolas" w:eastAsia="Consolas" w:hAnsi="Consolas" w:cs="Consolas"/>
-                <w:sz w:val="22"/>
-                <w:szCs w:val="22"/>
-              </w:rPr>
-              <w:t xml:space="preserve">phim_9.wav</w:t>
+          </w:tcPr>
+          <w:p>
+            <w:pPr>
+              <w:rPr>
+                <w:sz w:val="28"/>
+                <w:szCs w:val="28"/>
+              </w:rPr>
+            </w:pPr>
+            <w:r>
+              <w:rPr>
+                <w:rFonts w:eastAsia="Consolas"/>
+                <w:sz w:val="28"/>
+                <w:szCs w:val="28"/>
+              </w:rPr>
+              <w:t>phim_9.wav</w:t>
             </w:r>
           </w:p>
         </w:tc>
         <w:tc>
           <w:tcPr>
             <w:tcW w:w="4900" w:type="dxa"/>
-            <w:tcBorders>
-              <w:top w:val="single" w:sz="4" w:space="0" w:color="A6A6A6"/>
-              <w:left w:val="single" w:sz="4" w:space="0" w:color="A6A6A6"/>
-              <w:bottom w:val="single" w:sz="4" w:space="0" w:color="A6A6A6"/>
-              <w:right w:val="single" w:sz="4" w:space="0" w:color="A6A6A6"/>
-            </w:tcBorders>
-            <w:tcMar>
-              <w:top w:w="80" w:type="dxa"/>
-              <w:left w:w="120" w:type="dxa"/>
-              <w:bottom w:w="80" w:type="dxa"/>
-              <w:right w:w="120" w:type="dxa"/>
-            </w:tcMar>
-          </w:tcPr>
-          <w:p>
-            <w:r>
-              <w:rPr>
-                <w:sz w:val="24"/>
-                <w:szCs w:val="24"/>
-              </w:rPr>
-              <w:t xml:space="preserve">chín</w:t>
+          </w:tcPr>
+          <w:p>
+            <w:pPr>
+              <w:rPr>
+                <w:sz w:val="28"/>
+                <w:szCs w:val="28"/>
+              </w:rPr>
+            </w:pPr>
+            <w:r>
+              <w:rPr>
+                <w:sz w:val="28"/>
+                <w:szCs w:val="28"/>
+              </w:rPr>
+              <w:t>chín</w:t>
             </w:r>
           </w:p>
         </w:tc>
         <w:tc>
           <w:tcPr>
             <w:tcW w:w="2438" w:type="dxa"/>
-            <w:tcBorders>
-              <w:top w:val="single" w:sz="4" w:space="0" w:color="A6A6A6"/>
-              <w:left w:val="single" w:sz="4" w:space="0" w:color="A6A6A6"/>
-              <w:bottom w:val="single" w:sz="4" w:space="0" w:color="A6A6A6"/>
-              <w:right w:val="single" w:sz="4" w:space="0" w:color="A6A6A6"/>
-            </w:tcBorders>
-            <w:tcMar>
-              <w:top w:w="80" w:type="dxa"/>
-              <w:left w:w="120" w:type="dxa"/>
-              <w:bottom w:w="80" w:type="dxa"/>
-              <w:right w:w="120" w:type="dxa"/>
-            </w:tcMar>
-          </w:tcPr>
-          <w:p/>
+          </w:tcPr>
+          <w:p>
+            <w:pPr>
+              <w:rPr>
+                <w:sz w:val="28"/>
+                <w:szCs w:val="28"/>
+              </w:rPr>
+            </w:pPr>
+          </w:p>
         </w:tc>
       </w:tr>
       <w:tr>
-        <w:tblPrEx>
-          <w:tblCellMar>
-            <w:top w:w="0" w:type="dxa"/>
-            <w:bottom w:w="0" w:type="dxa"/>
-          </w:tblCellMar>
-        </w:tblPrEx>
         <w:tc>
           <w:tcPr>
             <w:tcW w:w="2300" w:type="dxa"/>
-            <w:tcBorders>
-              <w:top w:val="single" w:sz="4" w:space="0" w:color="A6A6A6"/>
-              <w:left w:val="single" w:sz="4" w:space="0" w:color="A6A6A6"/>
-              <w:bottom w:val="single" w:sz="4" w:space="0" w:color="A6A6A6"/>
-              <w:right w:val="single" w:sz="4" w:space="0" w:color="A6A6A6"/>
-            </w:tcBorders>
-            <w:tcMar>
-              <w:top w:w="80" w:type="dxa"/>
-              <w:left w:w="120" w:type="dxa"/>
-              <w:bottom w:w="80" w:type="dxa"/>
-              <w:right w:w="120" w:type="dxa"/>
-            </w:tcMar>
-          </w:tcPr>
-          <w:p>
-            <w:r>
-              <w:rPr>
-                <w:rFonts w:ascii="Consolas" w:eastAsia="Consolas" w:hAnsi="Consolas" w:cs="Consolas"/>
-                <w:sz w:val="22"/>
-                <w:szCs w:val="22"/>
-              </w:rPr>
-              <w:t xml:space="preserve">phim_sao.wav</w:t>
+          </w:tcPr>
+          <w:p>
+            <w:pPr>
+              <w:rPr>
+                <w:sz w:val="28"/>
+                <w:szCs w:val="28"/>
+              </w:rPr>
+            </w:pPr>
+            <w:r>
+              <w:rPr>
+                <w:rFonts w:eastAsia="Consolas"/>
+                <w:sz w:val="28"/>
+                <w:szCs w:val="28"/>
+              </w:rPr>
+              <w:t>phim_sao.wav</w:t>
             </w:r>
           </w:p>
         </w:tc>
         <w:tc>
           <w:tcPr>
             <w:tcW w:w="4900" w:type="dxa"/>
-            <w:tcBorders>
-              <w:top w:val="single" w:sz="4" w:space="0" w:color="A6A6A6"/>
-              <w:left w:val="single" w:sz="4" w:space="0" w:color="A6A6A6"/>
-              <w:bottom w:val="single" w:sz="4" w:space="0" w:color="A6A6A6"/>
-              <w:right w:val="single" w:sz="4" w:space="0" w:color="A6A6A6"/>
-            </w:tcBorders>
-            <w:tcMar>
-              <w:top w:w="80" w:type="dxa"/>
-              <w:left w:w="120" w:type="dxa"/>
-              <w:bottom w:w="80" w:type="dxa"/>
-              <w:right w:w="120" w:type="dxa"/>
-            </w:tcMar>
-          </w:tcPr>
-          <w:p>
-            <w:r>
-              <w:rPr>
-                <w:sz w:val="24"/>
-                <w:szCs w:val="24"/>
-              </w:rPr>
-              <w:t xml:space="preserve">sao</w:t>
+          </w:tcPr>
+          <w:p>
+            <w:pPr>
+              <w:rPr>
+                <w:sz w:val="28"/>
+                <w:szCs w:val="28"/>
+              </w:rPr>
+            </w:pPr>
+            <w:r>
+              <w:rPr>
+                <w:sz w:val="28"/>
+                <w:szCs w:val="28"/>
+              </w:rPr>
+              <w:t>sao</w:t>
             </w:r>
           </w:p>
         </w:tc>
         <w:tc>
           <w:tcPr>
             <w:tcW w:w="2438" w:type="dxa"/>
-            <w:tcBorders>
-              <w:top w:val="single" w:sz="4" w:space="0" w:color="A6A6A6"/>
-              <w:left w:val="single" w:sz="4" w:space="0" w:color="A6A6A6"/>
-              <w:bottom w:val="single" w:sz="4" w:space="0" w:color="A6A6A6"/>
-              <w:right w:val="single" w:sz="4" w:space="0" w:color="A6A6A6"/>
-            </w:tcBorders>
-            <w:tcMar>
-              <w:top w:w="80" w:type="dxa"/>
-              <w:left w:w="120" w:type="dxa"/>
-              <w:bottom w:w="80" w:type="dxa"/>
-              <w:right w:w="120" w:type="dxa"/>
-            </w:tcMar>
-          </w:tcPr>
-          <w:p>
+          </w:tcPr>
+          <w:p>
+            <w:pPr>
+              <w:rPr>
+                <w:sz w:val="28"/>
+                <w:szCs w:val="28"/>
+              </w:rPr>
+            </w:pPr>
             <w:r>
               <w:rPr>
                 <w:i/>
                 <w:iCs/>
-                <w:sz w:val="24"/>
-                <w:szCs w:val="24"/>
-              </w:rPr>
-              <w:t xml:space="preserve">Phím *.</w:t>
+                <w:sz w:val="28"/>
+                <w:szCs w:val="28"/>
+              </w:rPr>
+              <w:t>Phím *.</w:t>
             </w:r>
           </w:p>
         </w:tc>
       </w:tr>
       <w:tr>
-        <w:tblPrEx>
-          <w:tblCellMar>
-            <w:top w:w="0" w:type="dxa"/>
-            <w:bottom w:w="0" w:type="dxa"/>
-          </w:tblCellMar>
-        </w:tblPrEx>
         <w:tc>
           <w:tcPr>
             <w:tcW w:w="2300" w:type="dxa"/>
-            <w:tcBorders>
-              <w:top w:val="single" w:sz="4" w:space="0" w:color="A6A6A6"/>
-              <w:left w:val="single" w:sz="4" w:space="0" w:color="A6A6A6"/>
-              <w:bottom w:val="single" w:sz="4" w:space="0" w:color="A6A6A6"/>
-              <w:right w:val="single" w:sz="4" w:space="0" w:color="A6A6A6"/>
-            </w:tcBorders>
-            <w:tcMar>
-              <w:top w:w="80" w:type="dxa"/>
-              <w:left w:w="120" w:type="dxa"/>
-              <w:bottom w:w="80" w:type="dxa"/>
-              <w:right w:w="120" w:type="dxa"/>
-            </w:tcMar>
-          </w:tcPr>
-          <w:p>
-            <w:r>
-              <w:rPr>
-                <w:rFonts w:ascii="Consolas" w:eastAsia="Consolas" w:hAnsi="Consolas" w:cs="Consolas"/>
-                <w:sz w:val="22"/>
-                <w:szCs w:val="22"/>
-              </w:rPr>
-              <w:t xml:space="preserve">phim_thang.wav</w:t>
+          </w:tcPr>
+          <w:p>
+            <w:pPr>
+              <w:rPr>
+                <w:sz w:val="28"/>
+                <w:szCs w:val="28"/>
+              </w:rPr>
+            </w:pPr>
+            <w:r>
+              <w:rPr>
+                <w:rFonts w:eastAsia="Consolas"/>
+                <w:sz w:val="28"/>
+                <w:szCs w:val="28"/>
+              </w:rPr>
+              <w:t>phim_thang.wav</w:t>
             </w:r>
           </w:p>
         </w:tc>
         <w:tc>
           <w:tcPr>
             <w:tcW w:w="4900" w:type="dxa"/>
-            <w:tcBorders>
-              <w:top w:val="single" w:sz="4" w:space="0" w:color="A6A6A6"/>
-              <w:left w:val="single" w:sz="4" w:space="0" w:color="A6A6A6"/>
-              <w:bottom w:val="single" w:sz="4" w:space="0" w:color="A6A6A6"/>
-              <w:right w:val="single" w:sz="4" w:space="0" w:color="A6A6A6"/>
-            </w:tcBorders>
-            <w:tcMar>
-              <w:top w:w="80" w:type="dxa"/>
-              <w:left w:w="120" w:type="dxa"/>
-              <w:bottom w:w="80" w:type="dxa"/>
-              <w:right w:w="120" w:type="dxa"/>
-            </w:tcMar>
-          </w:tcPr>
-          <w:p>
-            <w:r>
-              <w:rPr>
-                <w:sz w:val="24"/>
-                <w:szCs w:val="24"/>
-              </w:rPr>
-              <w:t xml:space="preserve">thăng</w:t>
+          </w:tcPr>
+          <w:p>
+            <w:pPr>
+              <w:rPr>
+                <w:sz w:val="28"/>
+                <w:szCs w:val="28"/>
+              </w:rPr>
+            </w:pPr>
+            <w:r>
+              <w:rPr>
+                <w:sz w:val="28"/>
+                <w:szCs w:val="28"/>
+              </w:rPr>
+              <w:t>thăng</w:t>
             </w:r>
           </w:p>
         </w:tc>
         <w:tc>
           <w:tcPr>
             <w:tcW w:w="2438" w:type="dxa"/>
-            <w:tcBorders>
-              <w:top w:val="single" w:sz="4" w:space="0" w:color="A6A6A6"/>
-              <w:left w:val="single" w:sz="4" w:space="0" w:color="A6A6A6"/>
-              <w:bottom w:val="single" w:sz="4" w:space="0" w:color="A6A6A6"/>
-              <w:right w:val="single" w:sz="4" w:space="0" w:color="A6A6A6"/>
-            </w:tcBorders>
-            <w:tcMar>
-              <w:top w:w="80" w:type="dxa"/>
-              <w:left w:w="120" w:type="dxa"/>
-              <w:bottom w:w="80" w:type="dxa"/>
-              <w:right w:w="120" w:type="dxa"/>
-            </w:tcMar>
-          </w:tcPr>
-          <w:p>
+          </w:tcPr>
+          <w:p>
+            <w:pPr>
+              <w:rPr>
+                <w:sz w:val="28"/>
+                <w:szCs w:val="28"/>
+              </w:rPr>
+            </w:pPr>
             <w:r>
               <w:rPr>
                 <w:i/>
                 <w:iCs/>
-                <w:sz w:val="24"/>
-                <w:szCs w:val="24"/>
-              </w:rPr>
-              <w:t xml:space="preserve">Phím #.</w:t>
+                <w:sz w:val="28"/>
+                <w:szCs w:val="28"/>
+              </w:rPr>
+              <w:t>Phím #.</w:t>
             </w:r>
           </w:p>
         </w:tc>
@@ -1626,54 +1314,11 @@
     <w:p>
       <w:pPr>
         <w:spacing w:after="120"/>
+        <w:rPr>
+          <w:sz w:val="28"/>
+          <w:szCs w:val="28"/>
+        </w:rPr>
       </w:pPr>
-    </w:p>
-    <w:p>
-      <w:pPr>
-        <w:pStyle w:val="Heading1"/>
-      </w:pPr>
-      <w:r>
-        <w:t xml:space="preserve">Lưu ý khi đưa vào web</w:t>
-      </w:r>
-    </w:p>
-    <w:p>
-      <w:pPr>
-        <w:pStyle w:val="ListParagraph"/>
-        <w:numPr>
-          <w:ilvl w:val="0"/>
-          <w:numId w:val="2"/>
-        </w:numPr>
-        <w:spacing w:after="60"/>
-      </w:pPr>
-      <w:r>
-        <w:t xml:space="preserve">Không còn menu. Phím nào, kể cả * và #, cũng chỉ được đọc lại.</w:t>
-      </w:r>
-    </w:p>
-    <w:p>
-      <w:pPr>
-        <w:pStyle w:val="ListParagraph"/>
-        <w:numPr>
-          <w:ilvl w:val="0"/>
-          <w:numId w:val="2"/>
-        </w:numPr>
-        <w:spacing w:after="60"/>
-      </w:pPr>
-      <w:r>
-        <w:t xml:space="preserve">Bấm phím mới khi câu đọc lại chưa xong thì dừng câu cũ, đọc phím mới.</w:t>
-      </w:r>
-    </w:p>
-    <w:p>
-      <w:pPr>
-        <w:pStyle w:val="ListParagraph"/>
-        <w:numPr>
-          <w:ilvl w:val="0"/>
-          <w:numId w:val="2"/>
-        </w:numPr>
-        <w:spacing w:after="60"/>
-      </w:pPr>
-      <w:r>
-        <w:t xml:space="preserve">Menu trong web/src/ivr/ivr.ts vẫn là bản cũ (Phòng Đào tạo, tra cứu điểm, học phí), cần thay bằng luồng đọc lại phím để phụ đề trên màn gọi khớp với tiếng.</w:t>
-      </w:r>
     </w:p>
     <w:sectPr>
       <w:pgSz w:w="11906" w:h="16838"/>
@@ -2466,6 +2111,22 @@
       <w:szCs w:val="40"/>
     </w:rPr>
   </w:style>
+  <w:style w:type="table" w:styleId="TableGrid">
+    <w:name w:val="Table Grid"/>
+    <w:basedOn w:val="TableNormal"/>
+    <w:uiPriority w:val="39"/>
+    <w:rsid w:val="001F7B49"/>
+    <w:tblPr>
+      <w:tblBorders>
+        <w:top w:val="single" w:sz="4" w:space="0" w:color="auto"/>
+        <w:left w:val="single" w:sz="4" w:space="0" w:color="auto"/>
+        <w:bottom w:val="single" w:sz="4" w:space="0" w:color="auto"/>
+        <w:right w:val="single" w:sz="4" w:space="0" w:color="auto"/>
+        <w:insideH w:val="single" w:sz="4" w:space="0" w:color="auto"/>
+        <w:insideV w:val="single" w:sz="4" w:space="0" w:color="auto"/>
+      </w:tblBorders>
+    </w:tblPr>
+  </w:style>
 </w:styles>
 </file>
 
